--- a/public/templates/school-status-report-template.docx
+++ b/public/templates/school-status-report-template.docx
@@ -773,7 +773,7 @@
               </w:rPr>
             </w:pPr>
             <w:r>
-              <w:t>{school_name}</w:t>
+              <w:t>{{school_name}}</w:t>
             </w:r>
           </w:p>
         </w:tc>
@@ -825,7 +825,7 @@
               </w:rPr>
             </w:pPr>
             <w:r>
-              <w:t>{ministry_number}</w:t>
+              <w:t>{{ministry_number}}</w:t>
             </w:r>
           </w:p>
         </w:tc>
@@ -884,7 +884,7 @@
               </w:rPr>
             </w:pPr>
             <w:r>
-              <w:t>{grade_stage}</w:t>
+              <w:t>{{grade_stage}}</w:t>
             </w:r>
           </w:p>
         </w:tc>
@@ -940,7 +940,7 @@
                 <w:color w:val="008976"/>
                 <w:rtl/>
               </w:rPr>
-              <w:t>{gender}</w:t>
+              <w:t>{{gender}}</w:t>
             </w:r>
             <w:proofErr w:type="gramStart"/>
             <w:r>
@@ -1044,7 +1044,7 @@
               </w:rPr>
             </w:pPr>
             <w:r>
-              <w:t>{scope}</w:t>
+              <w:t>{{scope}}</w:t>
             </w:r>
           </w:p>
         </w:tc>
@@ -1102,7 +1102,7 @@
                 <w:color w:val="008976"/>
                 <w:rtl/>
               </w:rPr>
-              <w:t>{building_type}</w:t>
+              <w:t>{{building_type}}</w:t>
             </w:r>
             <w:r>
               <w:rPr>
@@ -1209,7 +1209,7 @@
               </w:rPr>
             </w:pPr>
             <w:r>
-              <w:t>{principal_name}</w:t>
+              <w:t>{{principal_name}}</w:t>
             </w:r>
           </w:p>
         </w:tc>
@@ -1259,7 +1259,7 @@
               </w:rPr>
             </w:pPr>
             <w:r>
-              <w:t>{principal_phone}</w:t>
+              <w:t>{{principal_phone}}</w:t>
             </w:r>
           </w:p>
         </w:tc>
@@ -1518,7 +1518,7 @@
                 <w:color w:val="385623" w:themeColor="accent6" w:themeShade="80"/>
                 <w:rtl/>
               </w:rPr>
-              <w:t>{report_type}</w:t>
+              <w:t>{{{{{report_type}}}}}</w:t>
             </w:r>
             <w:r>
               <w:rPr>
@@ -1667,7 +1667,7 @@
               </w:rPr>
             </w:pPr>
             <w:r>
-              <w:t>{report_date}</w:t>
+              <w:t>{{{{{report_date}}}}}</w:t>
             </w:r>
           </w:p>
         </w:tc>
@@ -1729,7 +1729,7 @@
               </w:rPr>
             </w:pPr>
             <w:r>
-              <w:t>{overall_avg}</w:t>
+              <w:t>{{{{{overall_avg}}}}}</w:t>
             </w:r>
           </w:p>
         </w:tc>
@@ -1807,7 +1807,7 @@
                 <w:szCs w:val="32"/>
                 <w:rtl/>
               </w:rPr>
-              <w:t>{admin_avg}</w:t>
+              <w:t>{{{admin_avg}}}</w:t>
             </w:r>
           </w:p>
         </w:tc>
@@ -1860,7 +1860,7 @@
                 <w:szCs w:val="32"/>
                 <w:rtl/>
               </w:rPr>
-              <w:t>{teaching_avg}</w:t>
+              <w:t>{{teaching_avg}}</w:t>
             </w:r>
           </w:p>
         </w:tc>
@@ -1919,7 +1919,7 @@
                 <w:szCs w:val="32"/>
                 <w:rtl/>
               </w:rPr>
-              <w:t>{learning_outcomes_avg}</w:t>
+              <w:t>{{{learning_outcomes_avg}}}</w:t>
             </w:r>
           </w:p>
         </w:tc>
@@ -1972,7 +1972,7 @@
                 <w:szCs w:val="32"/>
                 <w:rtl/>
               </w:rPr>
-              <w:t>{environment_avg}</w:t>
+              <w:t>{{environment_avg}}</w:t>
             </w:r>
           </w:p>
         </w:tc>
@@ -2226,7 +2226,7 @@
               </w:rPr>
             </w:pPr>
             <w:r>
-              <w:t>{strengths}</w:t>
+              <w:t>{{strengths}}</w:t>
             </w:r>
           </w:p>
         </w:tc>
@@ -2284,7 +2284,7 @@
               </w:rPr>
             </w:pPr>
             <w:r>
-              <w:t>{weaknesses}</w:t>
+              <w:t>{{weaknesses}}</w:t>
             </w:r>
           </w:p>
         </w:tc>
@@ -2345,7 +2345,7 @@
               </w:rPr>
             </w:pPr>
             <w:r>
-              <w:t>{opportunities}</w:t>
+              <w:t>{{opportunities}}</w:t>
             </w:r>
           </w:p>
         </w:tc>
@@ -2406,7 +2406,7 @@
               </w:rPr>
             </w:pPr>
             <w:r>
-              <w:t>{challenges}</w:t>
+              <w:t>{{challenges}}</w:t>
             </w:r>
           </w:p>
         </w:tc>
@@ -2467,7 +2467,7 @@
               </w:rPr>
             </w:pPr>
             <w:r>
-              <w:t>{weakness_treatment}</w:t>
+              <w:t>{{weakness_treatment}}</w:t>
             </w:r>
           </w:p>
         </w:tc>
@@ -2722,7 +2722,7 @@
                 <w:szCs w:val="28"/>
                 <w:rtl/>
               </w:rPr>
-              <w:t>{priority1}</w:t>
+              <w:t>{{priority1}}</w:t>
             </w:r>
           </w:p>
           <w:p>
@@ -2833,7 +2833,7 @@
               </w:rPr>
             </w:pPr>
             <w:r>
-              <w:t>{justification1}</w:t>
+              <w:t>{{justification1}}</w:t>
             </w:r>
           </w:p>
         </w:tc>
@@ -2918,7 +2918,7 @@
                 <w:szCs w:val="28"/>
                 <w:rtl/>
               </w:rPr>
-              <w:t>{priority2}</w:t>
+              <w:t>{{priority2}}</w:t>
             </w:r>
           </w:p>
           <w:p>
@@ -3029,7 +3029,7 @@
               </w:rPr>
             </w:pPr>
             <w:r>
-              <w:t>{justification2}</w:t>
+              <w:t>{{justification2}}</w:t>
             </w:r>
           </w:p>
         </w:tc>
@@ -3102,7 +3102,7 @@
                 <w:szCs w:val="28"/>
                 <w:rtl/>
               </w:rPr>
-              <w:t>{priority3}</w:t>
+              <w:t>{{priority3}}</w:t>
             </w:r>
           </w:p>
           <w:p>
@@ -3214,7 +3214,7 @@
               </w:rPr>
             </w:pPr>
             <w:r>
-              <w:t>{justification3}</w:t>
+              <w:t>{{justification3}}</w:t>
             </w:r>
           </w:p>
           <w:p>
@@ -3326,7 +3326,7 @@
                 <w:szCs w:val="28"/>
                 <w:rtl/>
               </w:rPr>
-              <w:t>{priority4}</w:t>
+              <w:t>{{priority4}}</w:t>
             </w:r>
           </w:p>
           <w:p>
@@ -3438,7 +3438,7 @@
               </w:rPr>
             </w:pPr>
             <w:r>
-              <w:t>{justification4}</w:t>
+              <w:t>{{justification4}}</w:t>
             </w:r>
           </w:p>
           <w:p>
@@ -3552,7 +3552,7 @@
                 <w:szCs w:val="28"/>
                 <w:rtl/>
               </w:rPr>
-              <w:t>{priority5}</w:t>
+              <w:t>{{priority5}}</w:t>
             </w:r>
           </w:p>
           <w:p>
@@ -3663,7 +3663,7 @@
               </w:rPr>
             </w:pPr>
             <w:r>
-              <w:t>{justification5}</w:t>
+              <w:t>{{justification5}}</w:t>
             </w:r>
           </w:p>
           <w:p>
@@ -3777,7 +3777,7 @@
                 <w:szCs w:val="28"/>
                 <w:rtl/>
               </w:rPr>
-              <w:t>{priority6}</w:t>
+              <w:t>{{priority6}}</w:t>
             </w:r>
           </w:p>
           <w:p>
@@ -3888,7 +3888,7 @@
               </w:rPr>
             </w:pPr>
             <w:r>
-              <w:t>{justification6}</w:t>
+              <w:t>{{justification6}}</w:t>
             </w:r>
           </w:p>
         </w:tc>
@@ -4066,7 +4066,7 @@
               </w:rPr>
             </w:pPr>
             <w:r>
-              <w:t>{principal_name}</w:t>
+              <w:t>{{principal_name}}</w:t>
             </w:r>
           </w:p>
         </w:tc>
@@ -4227,7 +4227,7 @@
               </w:rPr>
             </w:pPr>
             <w:r>
-              <w:t>{support_provider_name}</w:t>
+              <w:t>{{support_provider_name}}</w:t>
             </w:r>
           </w:p>
         </w:tc>
